--- a/EXPERIMENT 26.docx
+++ b/EXPERIMENT 26.docx
@@ -3,344 +3,14 @@
 <w:document xmlns:wpc="http://schemas.microsoft.com/office/word/2010/wordprocessingCanvas" xmlns:cx="http://schemas.microsoft.com/office/drawing/2014/chartex" xmlns:cx1="http://schemas.microsoft.com/office/drawing/2015/9/8/chartex" xmlns:cx2="http://schemas.microsoft.com/office/drawing/2015/10/21/chartex" xmlns:cx3="http://schemas.microsoft.com/office/drawing/2016/5/9/chartex" xmlns:cx4="http://schemas.microsoft.com/office/drawing/2016/5/10/chartex" xmlns:cx5="http://schemas.microsoft.com/office/drawing/2016/5/11/chartex" xmlns:cx6="http://schemas.microsoft.com/office/drawing/2016/5/12/chartex" xmlns:cx7="http://schemas.microsoft.com/office/drawing/2016/5/13/chartex" xmlns:cx8="http://schemas.microsoft.com/office/drawing/2016/5/14/chartex" xmlns:mc="http://schemas.openxmlformats.org/markup-compatibility/2006" xmlns:aink="http://schemas.microsoft.com/office/drawing/2016/ink" xmlns:am3d="http://schemas.microsoft.com/office/drawing/2017/model3d" xmlns:o="urn:schemas-microsoft-com:office:office" xmlns:oel="http://schemas.microsoft.com/office/2019/extlst" xmlns:r="http://schemas.openxmlformats.org/officeDocument/2006/relationships" xmlns:m="http://schemas.openxmlformats.org/officeDocument/2006/math" xmlns:v="urn:schemas-microsoft-com:vml" xmlns:wp14="http://schemas.microsoft.com/office/word/2010/wordprocessingDrawing" xmlns:wp="http://schemas.openxmlformats.org/drawingml/2006/wordprocessingDrawing" xmlns:w10="urn:schemas-microsoft-com:office:word" xmlns:w="http://schemas.openxmlformats.org/wordprocessingml/2006/main" xmlns:w14="http://schemas.microsoft.com/office/word/2010/wordml" xmlns:w15="http://schemas.microsoft.com/office/word/2012/wordml" xmlns:w16cex="http://schemas.microsoft.com/office/word/2018/wordml/cex" xmlns:w16cid="http://schemas.microsoft.com/office/word/2016/wordml/cid" xmlns:w16="http://schemas.microsoft.com/office/word/2018/wordml" xmlns:w16du="http://schemas.microsoft.com/office/word/2023/wordml/word16du" xmlns:w16sdtdh="http://schemas.microsoft.com/office/word/2020/wordml/sdtdatahash" xmlns:w16sdtfl="http://schemas.microsoft.com/office/word/2024/wordml/sdtformatlock" xmlns:w16se="http://schemas.microsoft.com/office/word/2015/wordml/symex" xmlns:wpg="http://schemas.microsoft.com/office/word/2010/wordprocessingGroup" xmlns:wpi="http://schemas.microsoft.com/office/word/2010/wordprocessingInk" xmlns:wne="http://schemas.microsoft.com/office/word/2006/wordml" xmlns:wps="http://schemas.microsoft.com/office/word/2010/wordprocessingShape" mc:Ignorable="w14 w15 w16se w16cid w16 w16cex w16sdtdh w16sdtfl w16du wp14">
   <w:body>
     <w:p>
-      <w:pPr>
-        <w:rPr>
-          <w:b/>
-          <w:bCs/>
-        </w:rPr>
-      </w:pPr>
       <w:r>
-        <w:rPr>
-          <w:b/>
-          <w:bCs/>
-        </w:rPr>
-        <w:t>26. Construct a C program to implement the file management</w:t>
+        <w:t xml:space="preserve">26) </w:t>
       </w:r>
       <w:r>
-        <w:rPr>
-          <w:b/>
-          <w:bCs/>
-        </w:rPr>
-        <w:t xml:space="preserve"> </w:t>
+        <w:t>Write a Prolog Program to Sum the Integers from 1 to n</w:t>
       </w:r>
       <w:r>
-        <w:rPr>
-          <w:b/>
-          <w:bCs/>
-        </w:rPr>
-        <w:t>operations.</w:t>
-      </w:r>
-    </w:p>
-    <w:p>
-      <w:r>
-        <w:t>#include &lt;stdio.h&gt;</w:t>
-      </w:r>
-    </w:p>
-    <w:p>
-      <w:r>
-        <w:t>#include &lt;stdlib.h&gt;</w:t>
-      </w:r>
-    </w:p>
-    <w:p>
-      <w:r>
-        <w:t>int main() {</w:t>
-      </w:r>
-    </w:p>
-    <w:p>
-      <w:r>
-        <w:t xml:space="preserve">    FILE *fp;</w:t>
-      </w:r>
-    </w:p>
-    <w:p>
-      <w:r>
-        <w:t xml:space="preserve">    char data[100];</w:t>
-      </w:r>
-    </w:p>
-    <w:p>
-      <w:r>
-        <w:t xml:space="preserve">    int choice;</w:t>
-      </w:r>
-    </w:p>
-    <w:p>
-      <w:r>
-        <w:t xml:space="preserve">    while (1) {</w:t>
-      </w:r>
-    </w:p>
-    <w:p>
-      <w:r>
-        <w:t xml:space="preserve">        printf("\n--- File Management Operations ---\n");</w:t>
-      </w:r>
-    </w:p>
-    <w:p>
-      <w:r>
-        <w:t xml:space="preserve">        printf("1. Create &amp; Write\n2. Read\n3. Append\n4. Delete\n5. Exit\n");</w:t>
-      </w:r>
-    </w:p>
-    <w:p>
-      <w:r>
-        <w:t xml:space="preserve">        printf("Enter your choice: ");</w:t>
-      </w:r>
-    </w:p>
-    <w:p>
-      <w:r>
-        <w:t xml:space="preserve">        scanf("%d", &amp;choice);</w:t>
-      </w:r>
-    </w:p>
-    <w:p>
-      <w:r>
-        <w:t xml:space="preserve">        getchar();  // clear newline</w:t>
-      </w:r>
-    </w:p>
-    <w:p>
-      <w:r>
-        <w:t xml:space="preserve">        switch (choice) {</w:t>
-      </w:r>
-    </w:p>
-    <w:p>
-      <w:r>
-        <w:t xml:space="preserve">            case 1:</w:t>
-      </w:r>
-    </w:p>
-    <w:p>
-      <w:r>
-        <w:t xml:space="preserve">                fp = fopen("file.txt", "w");</w:t>
-      </w:r>
-    </w:p>
-    <w:p>
-      <w:r>
-        <w:t xml:space="preserve">                if (fp == NULL) {</w:t>
-      </w:r>
-    </w:p>
-    <w:p>
-      <w:r>
-        <w:t xml:space="preserve">                    printf("Error creating file!\n");</w:t>
-      </w:r>
-    </w:p>
-    <w:p>
-      <w:r>
-        <w:t xml:space="preserve">                    exit(1);</w:t>
-      </w:r>
-    </w:p>
-    <w:p>
-      <w:r>
-        <w:t xml:space="preserve">                }</w:t>
-      </w:r>
-    </w:p>
-    <w:p>
-      <w:r>
-        <w:t xml:space="preserve">                printf("Enter data to write: ");</w:t>
-      </w:r>
-    </w:p>
-    <w:p>
-      <w:r>
-        <w:t xml:space="preserve">                fgets(data, sizeof(data), stdin);</w:t>
-      </w:r>
-    </w:p>
-    <w:p>
-      <w:r>
-        <w:t xml:space="preserve">                fputs(data, fp);</w:t>
-      </w:r>
-    </w:p>
-    <w:p>
-      <w:r>
-        <w:t xml:space="preserve">                fclose(fp);</w:t>
-      </w:r>
-    </w:p>
-    <w:p>
-      <w:r>
-        <w:t xml:space="preserve">                printf("Data written successfully.\n");</w:t>
-      </w:r>
-    </w:p>
-    <w:p>
-      <w:r>
-        <w:t xml:space="preserve">                break;</w:t>
-      </w:r>
-    </w:p>
-    <w:p>
-      <w:r>
-        <w:lastRenderedPageBreak/>
-        <w:t xml:space="preserve">            case 2:</w:t>
-      </w:r>
-    </w:p>
-    <w:p>
-      <w:r>
-        <w:t xml:space="preserve">                fp = fopen("file.txt", "r");</w:t>
-      </w:r>
-    </w:p>
-    <w:p>
-      <w:r>
-        <w:t xml:space="preserve">                if (fp == NULL) {</w:t>
-      </w:r>
-    </w:p>
-    <w:p>
-      <w:r>
-        <w:t xml:space="preserve">                    printf("File not found!\n");</w:t>
-      </w:r>
-    </w:p>
-    <w:p>
-      <w:r>
-        <w:t xml:space="preserve">                    break;</w:t>
-      </w:r>
-    </w:p>
-    <w:p>
-      <w:r>
-        <w:t xml:space="preserve">                }</w:t>
-      </w:r>
-    </w:p>
-    <w:p>
-      <w:r>
-        <w:t xml:space="preserve">                printf("File content:\n");</w:t>
-      </w:r>
-    </w:p>
-    <w:p>
-      <w:r>
-        <w:t xml:space="preserve">                while (fgets(data, sizeof(data), fp))</w:t>
-      </w:r>
-    </w:p>
-    <w:p>
-      <w:r>
-        <w:t xml:space="preserve">                    printf("%s", data);</w:t>
-      </w:r>
-    </w:p>
-    <w:p>
-      <w:r>
-        <w:t xml:space="preserve">                fclose(fp);</w:t>
-      </w:r>
-    </w:p>
-    <w:p>
-      <w:r>
-        <w:t xml:space="preserve">                break;</w:t>
-      </w:r>
-    </w:p>
-    <w:p>
-      <w:r>
-        <w:t xml:space="preserve">            case 3:</w:t>
-      </w:r>
-    </w:p>
-    <w:p>
-      <w:r>
-        <w:t xml:space="preserve">                fp = fopen("file.txt", "a");</w:t>
-      </w:r>
-    </w:p>
-    <w:p>
-      <w:r>
-        <w:t xml:space="preserve">                if (fp == NULL) {</w:t>
-      </w:r>
-    </w:p>
-    <w:p>
-      <w:r>
-        <w:t xml:space="preserve">                    printf("File not found!\n");</w:t>
-      </w:r>
-    </w:p>
-    <w:p>
-      <w:r>
-        <w:t xml:space="preserve">                    break;</w:t>
-      </w:r>
-    </w:p>
-    <w:p>
-      <w:r>
-        <w:t xml:space="preserve">                }</w:t>
-      </w:r>
-    </w:p>
-    <w:p>
-      <w:r>
-        <w:t xml:space="preserve">                printf("Enter data to append: ");</w:t>
-      </w:r>
-    </w:p>
-    <w:p>
-      <w:r>
-        <w:t xml:space="preserve">                fgets(data, sizeof(data), stdin);</w:t>
-      </w:r>
-    </w:p>
-    <w:p>
-      <w:r>
-        <w:t xml:space="preserve">                fputs(data, fp);</w:t>
-      </w:r>
-    </w:p>
-    <w:p>
-      <w:r>
-        <w:t xml:space="preserve">                fclose(fp);</w:t>
-      </w:r>
-    </w:p>
-    <w:p>
-      <w:r>
-        <w:t xml:space="preserve">                printf("Data appended successfully.\n");</w:t>
-      </w:r>
-    </w:p>
-    <w:p>
-      <w:r>
-        <w:t xml:space="preserve">                break;</w:t>
-      </w:r>
-    </w:p>
-    <w:p>
-      <w:r>
-        <w:t xml:space="preserve">            case 4:</w:t>
-      </w:r>
-    </w:p>
-    <w:p>
-      <w:r>
-        <w:t xml:space="preserve">                if (remove("file.txt") == 0)</w:t>
-      </w:r>
-    </w:p>
-    <w:p>
-      <w:r>
-        <w:t xml:space="preserve">                    printf("File deleted successfully.\n");</w:t>
-      </w:r>
-    </w:p>
-    <w:p>
-      <w:r>
-        <w:lastRenderedPageBreak/>
-        <w:t xml:space="preserve">                else</w:t>
-      </w:r>
-    </w:p>
-    <w:p>
-      <w:r>
-        <w:t xml:space="preserve">                    printf("File not found!\n");</w:t>
-      </w:r>
-    </w:p>
-    <w:p>
-      <w:r>
-        <w:t xml:space="preserve">                break;</w:t>
-      </w:r>
-    </w:p>
-    <w:p>
-      <w:r>
-        <w:t xml:space="preserve">            case 5:</w:t>
-      </w:r>
-    </w:p>
-    <w:p>
-      <w:r>
-        <w:t xml:space="preserve">                exit(0);</w:t>
-      </w:r>
-    </w:p>
-    <w:p>
-      <w:r>
-        <w:t xml:space="preserve">            default:</w:t>
-      </w:r>
-    </w:p>
-    <w:p>
-      <w:r>
-        <w:t xml:space="preserve">                printf("Invalid choice!\n");</w:t>
-      </w:r>
-    </w:p>
-    <w:p>
-      <w:r>
-        <w:t xml:space="preserve">        }</w:t>
-      </w:r>
-    </w:p>
-    <w:p>
-      <w:r>
-        <w:t xml:space="preserve">    }</w:t>
-      </w:r>
-    </w:p>
-    <w:p>
-      <w:r>
-        <w:t xml:space="preserve">    return 0;</w:t>
-      </w:r>
-    </w:p>
-    <w:p>
-      <w:r>
-        <w:t>}</w:t>
+        <w:t>?</w:t>
       </w:r>
     </w:p>
     <w:p/>
@@ -356,54 +26,108 @@
           <w:b/>
           <w:bCs/>
         </w:rPr>
-        <w:t>OUTPUT-</w:t>
+        <w:t>PROGRAM:</w:t>
       </w:r>
     </w:p>
     <w:p>
       <w:r>
-        <w:t>File created/opened successfully.</w:t>
+        <w:t>% Base case</w:t>
       </w:r>
     </w:p>
     <w:p>
       <w:r>
-        <w:t>Data written to file.</w:t>
+        <w:t>sum_to_n(1, 1).</w:t>
       </w:r>
     </w:p>
     <w:p>
       <w:r>
-        <w:t>Data read from file: Hello, UNIX System Calls!</w:t>
+        <w:t>% Recursive case</w:t>
       </w:r>
     </w:p>
     <w:p>
       <w:r>
-        <w:t>de &lt;stdlib.h&gt;</w:t>
+        <w:t>sum_to_n(N, Sum) :-</w:t>
       </w:r>
     </w:p>
     <w:p>
       <w:r>
-        <w:t>int main() {</w:t>
+        <w:t xml:space="preserve">    N &gt; 1,</w:t>
       </w:r>
     </w:p>
     <w:p>
       <w:r>
-        <w:t xml:space="preserve">    FILE *fp;</w:t>
+        <w:t xml:space="preserve">    N1 is N - 1,</w:t>
       </w:r>
     </w:p>
     <w:p>
       <w:r>
-        <w:t xml:space="preserve">    char data[100];</w:t>
+        <w:t xml:space="preserve">    sum_to_n(N1, PrevSum),</w:t>
+      </w:r>
+    </w:p>
+    <w:p>
+      <w:r>
+        <w:t xml:space="preserve">    Sum is PrevSum + N.</w:t>
       </w:r>
     </w:p>
     <w:p/>
     <w:p>
+      <w:pPr>
+        <w:rPr>
+          <w:b/>
+          <w:bCs/>
+        </w:rPr>
+      </w:pPr>
       <w:r>
-        <w:t xml:space="preserve">    intFile closed successfully.</w:t>
+        <w:rPr>
+          <w:b/>
+          <w:bCs/>
+        </w:rPr>
+        <w:t>OUTPUT:</w:t>
+      </w:r>
+    </w:p>
+    <w:p>
+      <w:r>
+        <w:drawing>
+          <wp:inline distT="0" distB="0" distL="0" distR="0" wp14:anchorId="6D5B52B1" wp14:editId="6FC4B85E">
+            <wp:extent cx="5731510" cy="428625"/>
+            <wp:effectExtent l="0" t="0" r="2540" b="9525"/>
+            <wp:docPr id="905036346" name="Picture 1"/>
+            <wp:cNvGraphicFramePr>
+              <a:graphicFrameLocks xmlns:a="http://schemas.openxmlformats.org/drawingml/2006/main" noChangeAspect="1"/>
+            </wp:cNvGraphicFramePr>
+            <a:graphic xmlns:a="http://schemas.openxmlformats.org/drawingml/2006/main">
+              <a:graphicData uri="http://schemas.openxmlformats.org/drawingml/2006/picture">
+                <pic:pic xmlns:pic="http://schemas.openxmlformats.org/drawingml/2006/picture">
+                  <pic:nvPicPr>
+                    <pic:cNvPr id="905036346" name=""/>
+                    <pic:cNvPicPr/>
+                  </pic:nvPicPr>
+                  <pic:blipFill>
+                    <a:blip r:embed="rId4"/>
+                    <a:stretch>
+                      <a:fillRect/>
+                    </a:stretch>
+                  </pic:blipFill>
+                  <pic:spPr>
+                    <a:xfrm>
+                      <a:off x="0" y="0"/>
+                      <a:ext cx="5731510" cy="428625"/>
+                    </a:xfrm>
+                    <a:prstGeom prst="rect">
+                      <a:avLst/>
+                    </a:prstGeom>
+                  </pic:spPr>
+                </pic:pic>
+              </a:graphicData>
+            </a:graphic>
+          </wp:inline>
+        </w:drawing>
       </w:r>
     </w:p>
     <w:sectPr>
-      <w:pgSz w:w="12240" w:h="15840"/>
-      <w:pgMar w:top="1440" w:right="1440" w:bottom="1440" w:left="1440" w:header="720" w:footer="720" w:gutter="0"/>
-      <w:cols w:space="720"/>
+      <w:pgSz w:w="11906" w:h="16838"/>
+      <w:pgMar w:top="1440" w:right="1440" w:bottom="1440" w:left="1440" w:header="708" w:footer="708" w:gutter="0"/>
+      <w:cols w:space="708"/>
       <w:docGrid w:linePitch="360"/>
     </w:sectPr>
   </w:body>
@@ -417,15 +141,15 @@
       <w:rPr>
         <w:rFonts w:asciiTheme="minorHAnsi" w:eastAsiaTheme="minorHAnsi" w:hAnsiTheme="minorHAnsi" w:cstheme="minorBidi"/>
         <w:kern w:val="2"/>
-        <w:sz w:val="24"/>
-        <w:szCs w:val="24"/>
-        <w:lang w:val="en-US" w:eastAsia="en-US" w:bidi="ar-SA"/>
+        <w:sz w:val="22"/>
+        <w:szCs w:val="22"/>
+        <w:lang w:val="en-IN" w:eastAsia="en-US" w:bidi="ar-SA"/>
         <w14:ligatures w14:val="standardContextual"/>
       </w:rPr>
     </w:rPrDefault>
     <w:pPrDefault>
       <w:pPr>
-        <w:spacing w:after="160" w:line="278" w:lineRule="auto"/>
+        <w:spacing w:after="160" w:line="259" w:lineRule="auto"/>
       </w:pPr>
     </w:pPrDefault>
   </w:docDefaults>
@@ -818,7 +542,7 @@
     <w:link w:val="Heading1Char"/>
     <w:uiPriority w:val="9"/>
     <w:qFormat/>
-    <w:rsid w:val="00C46931"/>
+    <w:rsid w:val="009B6DF0"/>
     <w:pPr>
       <w:keepNext/>
       <w:keepLines/>
@@ -841,7 +565,7 @@
     <w:semiHidden/>
     <w:unhideWhenUsed/>
     <w:qFormat/>
-    <w:rsid w:val="00C46931"/>
+    <w:rsid w:val="009B6DF0"/>
     <w:pPr>
       <w:keepNext/>
       <w:keepLines/>
@@ -864,7 +588,7 @@
     <w:semiHidden/>
     <w:unhideWhenUsed/>
     <w:qFormat/>
-    <w:rsid w:val="00C46931"/>
+    <w:rsid w:val="009B6DF0"/>
     <w:pPr>
       <w:keepNext/>
       <w:keepLines/>
@@ -887,7 +611,7 @@
     <w:semiHidden/>
     <w:unhideWhenUsed/>
     <w:qFormat/>
-    <w:rsid w:val="00C46931"/>
+    <w:rsid w:val="009B6DF0"/>
     <w:pPr>
       <w:keepNext/>
       <w:keepLines/>
@@ -910,7 +634,7 @@
     <w:semiHidden/>
     <w:unhideWhenUsed/>
     <w:qFormat/>
-    <w:rsid w:val="00C46931"/>
+    <w:rsid w:val="009B6DF0"/>
     <w:pPr>
       <w:keepNext/>
       <w:keepLines/>
@@ -931,7 +655,7 @@
     <w:semiHidden/>
     <w:unhideWhenUsed/>
     <w:qFormat/>
-    <w:rsid w:val="00C46931"/>
+    <w:rsid w:val="009B6DF0"/>
     <w:pPr>
       <w:keepNext/>
       <w:keepLines/>
@@ -954,7 +678,7 @@
     <w:semiHidden/>
     <w:unhideWhenUsed/>
     <w:qFormat/>
-    <w:rsid w:val="00C46931"/>
+    <w:rsid w:val="009B6DF0"/>
     <w:pPr>
       <w:keepNext/>
       <w:keepLines/>
@@ -975,7 +699,7 @@
     <w:semiHidden/>
     <w:unhideWhenUsed/>
     <w:qFormat/>
-    <w:rsid w:val="00C46931"/>
+    <w:rsid w:val="009B6DF0"/>
     <w:pPr>
       <w:keepNext/>
       <w:keepLines/>
@@ -998,7 +722,7 @@
     <w:semiHidden/>
     <w:unhideWhenUsed/>
     <w:qFormat/>
-    <w:rsid w:val="00C46931"/>
+    <w:rsid w:val="009B6DF0"/>
     <w:pPr>
       <w:keepNext/>
       <w:keepLines/>
@@ -1013,7 +737,6 @@
   <w:style w:type="character" w:default="1" w:styleId="DefaultParagraphFont">
     <w:name w:val="Default Paragraph Font"/>
     <w:uiPriority w:val="1"/>
-    <w:semiHidden/>
     <w:unhideWhenUsed/>
   </w:style>
   <w:style w:type="table" w:default="1" w:styleId="TableNormal">
@@ -1042,7 +765,7 @@
     <w:basedOn w:val="DefaultParagraphFont"/>
     <w:link w:val="Heading1"/>
     <w:uiPriority w:val="9"/>
-    <w:rsid w:val="00C46931"/>
+    <w:rsid w:val="009B6DF0"/>
     <w:rPr>
       <w:rFonts w:asciiTheme="majorHAnsi" w:eastAsiaTheme="majorEastAsia" w:hAnsiTheme="majorHAnsi" w:cstheme="majorBidi"/>
       <w:color w:val="2F5496" w:themeColor="accent1" w:themeShade="BF"/>
@@ -1056,7 +779,7 @@
     <w:link w:val="Heading2"/>
     <w:uiPriority w:val="9"/>
     <w:semiHidden/>
-    <w:rsid w:val="00C46931"/>
+    <w:rsid w:val="009B6DF0"/>
     <w:rPr>
       <w:rFonts w:asciiTheme="majorHAnsi" w:eastAsiaTheme="majorEastAsia" w:hAnsiTheme="majorHAnsi" w:cstheme="majorBidi"/>
       <w:color w:val="2F5496" w:themeColor="accent1" w:themeShade="BF"/>
@@ -1070,7 +793,7 @@
     <w:link w:val="Heading3"/>
     <w:uiPriority w:val="9"/>
     <w:semiHidden/>
-    <w:rsid w:val="00C46931"/>
+    <w:rsid w:val="009B6DF0"/>
     <w:rPr>
       <w:rFonts w:eastAsiaTheme="majorEastAsia" w:cstheme="majorBidi"/>
       <w:color w:val="2F5496" w:themeColor="accent1" w:themeShade="BF"/>
@@ -1084,7 +807,7 @@
     <w:link w:val="Heading4"/>
     <w:uiPriority w:val="9"/>
     <w:semiHidden/>
-    <w:rsid w:val="00C46931"/>
+    <w:rsid w:val="009B6DF0"/>
     <w:rPr>
       <w:rFonts w:eastAsiaTheme="majorEastAsia" w:cstheme="majorBidi"/>
       <w:i/>
@@ -1098,7 +821,7 @@
     <w:link w:val="Heading5"/>
     <w:uiPriority w:val="9"/>
     <w:semiHidden/>
-    <w:rsid w:val="00C46931"/>
+    <w:rsid w:val="009B6DF0"/>
     <w:rPr>
       <w:rFonts w:eastAsiaTheme="majorEastAsia" w:cstheme="majorBidi"/>
       <w:color w:val="2F5496" w:themeColor="accent1" w:themeShade="BF"/>
@@ -1110,7 +833,7 @@
     <w:link w:val="Heading6"/>
     <w:uiPriority w:val="9"/>
     <w:semiHidden/>
-    <w:rsid w:val="00C46931"/>
+    <w:rsid w:val="009B6DF0"/>
     <w:rPr>
       <w:rFonts w:eastAsiaTheme="majorEastAsia" w:cstheme="majorBidi"/>
       <w:i/>
@@ -1124,7 +847,7 @@
     <w:link w:val="Heading7"/>
     <w:uiPriority w:val="9"/>
     <w:semiHidden/>
-    <w:rsid w:val="00C46931"/>
+    <w:rsid w:val="009B6DF0"/>
     <w:rPr>
       <w:rFonts w:eastAsiaTheme="majorEastAsia" w:cstheme="majorBidi"/>
       <w:color w:val="595959" w:themeColor="text1" w:themeTint="A6"/>
@@ -1136,7 +859,7 @@
     <w:link w:val="Heading8"/>
     <w:uiPriority w:val="9"/>
     <w:semiHidden/>
-    <w:rsid w:val="00C46931"/>
+    <w:rsid w:val="009B6DF0"/>
     <w:rPr>
       <w:rFonts w:eastAsiaTheme="majorEastAsia" w:cstheme="majorBidi"/>
       <w:i/>
@@ -1150,7 +873,7 @@
     <w:link w:val="Heading9"/>
     <w:uiPriority w:val="9"/>
     <w:semiHidden/>
-    <w:rsid w:val="00C46931"/>
+    <w:rsid w:val="009B6DF0"/>
     <w:rPr>
       <w:rFonts w:eastAsiaTheme="majorEastAsia" w:cstheme="majorBidi"/>
       <w:color w:val="272727" w:themeColor="text1" w:themeTint="D8"/>
@@ -1163,7 +886,7 @@
     <w:link w:val="TitleChar"/>
     <w:uiPriority w:val="10"/>
     <w:qFormat/>
-    <w:rsid w:val="00C46931"/>
+    <w:rsid w:val="009B6DF0"/>
     <w:pPr>
       <w:spacing w:after="80" w:line="240" w:lineRule="auto"/>
       <w:contextualSpacing/>
@@ -1181,7 +904,7 @@
     <w:basedOn w:val="DefaultParagraphFont"/>
     <w:link w:val="Title"/>
     <w:uiPriority w:val="10"/>
-    <w:rsid w:val="00C46931"/>
+    <w:rsid w:val="009B6DF0"/>
     <w:rPr>
       <w:rFonts w:asciiTheme="majorHAnsi" w:eastAsiaTheme="majorEastAsia" w:hAnsiTheme="majorHAnsi" w:cstheme="majorBidi"/>
       <w:spacing w:val="-10"/>
@@ -1197,7 +920,7 @@
     <w:link w:val="SubtitleChar"/>
     <w:uiPriority w:val="11"/>
     <w:qFormat/>
-    <w:rsid w:val="00C46931"/>
+    <w:rsid w:val="009B6DF0"/>
     <w:pPr>
       <w:numPr>
         <w:ilvl w:val="1"/>
@@ -1216,7 +939,7 @@
     <w:basedOn w:val="DefaultParagraphFont"/>
     <w:link w:val="Subtitle"/>
     <w:uiPriority w:val="11"/>
-    <w:rsid w:val="00C46931"/>
+    <w:rsid w:val="009B6DF0"/>
     <w:rPr>
       <w:rFonts w:eastAsiaTheme="majorEastAsia" w:cstheme="majorBidi"/>
       <w:color w:val="595959" w:themeColor="text1" w:themeTint="A6"/>
@@ -1232,7 +955,7 @@
     <w:link w:val="QuoteChar"/>
     <w:uiPriority w:val="29"/>
     <w:qFormat/>
-    <w:rsid w:val="00C46931"/>
+    <w:rsid w:val="009B6DF0"/>
     <w:pPr>
       <w:spacing w:before="160"/>
       <w:jc w:val="center"/>
@@ -1248,7 +971,7 @@
     <w:basedOn w:val="DefaultParagraphFont"/>
     <w:link w:val="Quote"/>
     <w:uiPriority w:val="29"/>
-    <w:rsid w:val="00C46931"/>
+    <w:rsid w:val="009B6DF0"/>
     <w:rPr>
       <w:i/>
       <w:iCs/>
@@ -1260,7 +983,7 @@
     <w:basedOn w:val="Normal"/>
     <w:uiPriority w:val="34"/>
     <w:qFormat/>
-    <w:rsid w:val="00C46931"/>
+    <w:rsid w:val="009B6DF0"/>
     <w:pPr>
       <w:ind w:left="720"/>
       <w:contextualSpacing/>
@@ -1271,7 +994,7 @@
     <w:basedOn w:val="DefaultParagraphFont"/>
     <w:uiPriority w:val="21"/>
     <w:qFormat/>
-    <w:rsid w:val="00C46931"/>
+    <w:rsid w:val="009B6DF0"/>
     <w:rPr>
       <w:i/>
       <w:iCs/>
@@ -1285,7 +1008,7 @@
     <w:link w:val="IntenseQuoteChar"/>
     <w:uiPriority w:val="30"/>
     <w:qFormat/>
-    <w:rsid w:val="00C46931"/>
+    <w:rsid w:val="009B6DF0"/>
     <w:pPr>
       <w:pBdr>
         <w:top w:val="single" w:sz="4" w:space="10" w:color="2F5496" w:themeColor="accent1" w:themeShade="BF"/>
@@ -1306,7 +1029,7 @@
     <w:basedOn w:val="DefaultParagraphFont"/>
     <w:link w:val="IntenseQuote"/>
     <w:uiPriority w:val="30"/>
-    <w:rsid w:val="00C46931"/>
+    <w:rsid w:val="009B6DF0"/>
     <w:rPr>
       <w:i/>
       <w:iCs/>
@@ -1318,7 +1041,7 @@
     <w:basedOn w:val="DefaultParagraphFont"/>
     <w:uiPriority w:val="32"/>
     <w:qFormat/>
-    <w:rsid w:val="00C46931"/>
+    <w:rsid w:val="009B6DF0"/>
     <w:rPr>
       <w:b/>
       <w:bCs/>
